--- a/tillsyn/A 7847-2026 tillsynsbegäran.docx
+++ b/tillsyn/A 7847-2026 tillsynsbegäran.docx
@@ -227,7 +227,7 @@
     <w:r>
       <w:tab/>
       <w:tab/>
-      <w:t>2026-09-14</w:t>
+      <w:t>2026-09-15</w:t>
       <w:br/>
       <w:br/>
     </w:r>

--- a/tillsyn/A 7847-2026 tillsynsbegäran.docx
+++ b/tillsyn/A 7847-2026 tillsynsbegäran.docx
@@ -227,7 +227,7 @@
     <w:r>
       <w:tab/>
       <w:tab/>
-      <w:t>2026-09-15</w:t>
+      <w:t>2026-09-16</w:t>
       <w:br/>
       <w:br/>
     </w:r>

--- a/tillsyn/A 7847-2026 tillsynsbegäran.docx
+++ b/tillsyn/A 7847-2026 tillsynsbegäran.docx
@@ -227,7 +227,7 @@
     <w:r>
       <w:tab/>
       <w:tab/>
-      <w:t>2026-09-16</w:t>
+      <w:t>2026-09-17</w:t>
       <w:br/>
       <w:br/>
     </w:r>

--- a/tillsyn/A 7847-2026 tillsynsbegäran.docx
+++ b/tillsyn/A 7847-2026 tillsynsbegäran.docx
@@ -227,7 +227,7 @@
     <w:r>
       <w:tab/>
       <w:tab/>
-      <w:t>2026-09-17</w:t>
+      <w:t>2026-09-18</w:t>
       <w:br/>
       <w:br/>
     </w:r>

--- a/tillsyn/A 7847-2026 tillsynsbegäran.docx
+++ b/tillsyn/A 7847-2026 tillsynsbegäran.docx
@@ -227,7 +227,7 @@
     <w:r>
       <w:tab/>
       <w:tab/>
-      <w:t>2026-09-18</w:t>
+      <w:t>2026-09-19</w:t>
       <w:br/>
       <w:br/>
     </w:r>

--- a/tillsyn/A 7847-2026 tillsynsbegäran.docx
+++ b/tillsyn/A 7847-2026 tillsynsbegäran.docx
@@ -227,7 +227,7 @@
     <w:r>
       <w:tab/>
       <w:tab/>
-      <w:t>2026-09-19</w:t>
+      <w:t>2026-09-21</w:t>
       <w:br/>
       <w:br/>
     </w:r>

--- a/tillsyn/A 7847-2026 tillsynsbegäran.docx
+++ b/tillsyn/A 7847-2026 tillsynsbegäran.docx
@@ -227,7 +227,7 @@
     <w:r>
       <w:tab/>
       <w:tab/>
-      <w:t>2026-09-21</w:t>
+      <w:t>2026-09-23</w:t>
       <w:br/>
       <w:br/>
     </w:r>

--- a/tillsyn/A 7847-2026 tillsynsbegäran.docx
+++ b/tillsyn/A 7847-2026 tillsynsbegäran.docx
@@ -227,7 +227,7 @@
     <w:r>
       <w:tab/>
       <w:tab/>
-      <w:t>2026-09-23</w:t>
+      <w:t>2026-09-24</w:t>
       <w:br/>
       <w:br/>
     </w:r>

--- a/tillsyn/A 7847-2026 tillsynsbegäran.docx
+++ b/tillsyn/A 7847-2026 tillsynsbegäran.docx
@@ -227,7 +227,7 @@
     <w:r>
       <w:tab/>
       <w:tab/>
-      <w:t>2026-09-24</w:t>
+      <w:t>2026-09-25</w:t>
       <w:br/>
       <w:br/>
     </w:r>

--- a/tillsyn/A 7847-2026 tillsynsbegäran.docx
+++ b/tillsyn/A 7847-2026 tillsynsbegäran.docx
@@ -227,7 +227,7 @@
     <w:r>
       <w:tab/>
       <w:tab/>
-      <w:t>2026-09-25</w:t>
+      <w:t>2026-09-26</w:t>
       <w:br/>
       <w:br/>
     </w:r>

--- a/tillsyn/A 7847-2026 tillsynsbegäran.docx
+++ b/tillsyn/A 7847-2026 tillsynsbegäran.docx
@@ -227,7 +227,7 @@
     <w:r>
       <w:tab/>
       <w:tab/>
-      <w:t>2026-09-26</w:t>
+      <w:t>2026-09-27</w:t>
       <w:br/>
       <w:br/>
     </w:r>

--- a/tillsyn/A 7847-2026 tillsynsbegäran.docx
+++ b/tillsyn/A 7847-2026 tillsynsbegäran.docx
@@ -227,7 +227,7 @@
     <w:r>
       <w:tab/>
       <w:tab/>
-      <w:t>2026-09-27</w:t>
+      <w:t>2026-09-28</w:t>
       <w:br/>
       <w:br/>
     </w:r>

--- a/tillsyn/A 7847-2026 tillsynsbegäran.docx
+++ b/tillsyn/A 7847-2026 tillsynsbegäran.docx
@@ -227,7 +227,7 @@
     <w:r>
       <w:tab/>
       <w:tab/>
-      <w:t>2026-09-28</w:t>
+      <w:t>2026-09-29</w:t>
       <w:br/>
       <w:br/>
     </w:r>

--- a/tillsyn/A 7847-2026 tillsynsbegäran.docx
+++ b/tillsyn/A 7847-2026 tillsynsbegäran.docx
@@ -227,7 +227,7 @@
     <w:r>
       <w:tab/>
       <w:tab/>
-      <w:t>2026-09-29</w:t>
+      <w:t>2026-09-30</w:t>
       <w:br/>
       <w:br/>
     </w:r>

--- a/tillsyn/A 7847-2026 tillsynsbegäran.docx
+++ b/tillsyn/A 7847-2026 tillsynsbegäran.docx
@@ -227,7 +227,7 @@
     <w:r>
       <w:tab/>
       <w:tab/>
-      <w:t>2026-09-30</w:t>
+      <w:t>2026-10-01</w:t>
       <w:br/>
       <w:br/>
     </w:r>

--- a/tillsyn/A 7847-2026 tillsynsbegäran.docx
+++ b/tillsyn/A 7847-2026 tillsynsbegäran.docx
@@ -227,7 +227,7 @@
     <w:r>
       <w:tab/>
       <w:tab/>
-      <w:t>2026-10-01</w:t>
+      <w:t>2026-10-02</w:t>
       <w:br/>
       <w:br/>
     </w:r>

--- a/tillsyn/A 7847-2026 tillsynsbegäran.docx
+++ b/tillsyn/A 7847-2026 tillsynsbegäran.docx
@@ -227,7 +227,7 @@
     <w:r>
       <w:tab/>
       <w:tab/>
-      <w:t>2026-10-02</w:t>
+      <w:t>2026-10-03</w:t>
       <w:br/>
       <w:br/>
     </w:r>

--- a/tillsyn/A 7847-2026 tillsynsbegäran.docx
+++ b/tillsyn/A 7847-2026 tillsynsbegäran.docx
@@ -227,7 +227,7 @@
     <w:r>
       <w:tab/>
       <w:tab/>
-      <w:t>2026-10-03</w:t>
+      <w:t>2026-10-04</w:t>
       <w:br/>
       <w:br/>
     </w:r>

--- a/tillsyn/A 7847-2026 tillsynsbegäran.docx
+++ b/tillsyn/A 7847-2026 tillsynsbegäran.docx
@@ -227,7 +227,7 @@
     <w:r>
       <w:tab/>
       <w:tab/>
-      <w:t>2026-10-04</w:t>
+      <w:t>2026-10-05</w:t>
       <w:br/>
       <w:br/>
     </w:r>

--- a/tillsyn/A 7847-2026 tillsynsbegäran.docx
+++ b/tillsyn/A 7847-2026 tillsynsbegäran.docx
@@ -227,7 +227,7 @@
     <w:r>
       <w:tab/>
       <w:tab/>
-      <w:t>2026-10-05</w:t>
+      <w:t>2026-10-06</w:t>
       <w:br/>
       <w:br/>
     </w:r>

--- a/tillsyn/A 7847-2026 tillsynsbegäran.docx
+++ b/tillsyn/A 7847-2026 tillsynsbegäran.docx
@@ -227,7 +227,7 @@
     <w:r>
       <w:tab/>
       <w:tab/>
-      <w:t>2026-10-06</w:t>
+      <w:t>2026-10-07</w:t>
       <w:br/>
       <w:br/>
     </w:r>

--- a/tillsyn/A 7847-2026 tillsynsbegäran.docx
+++ b/tillsyn/A 7847-2026 tillsynsbegäran.docx
@@ -227,7 +227,7 @@
     <w:r>
       <w:tab/>
       <w:tab/>
-      <w:t>2026-10-07</w:t>
+      <w:t>2026-10-08</w:t>
       <w:br/>
       <w:br/>
     </w:r>

--- a/tillsyn/A 7847-2026 tillsynsbegäran.docx
+++ b/tillsyn/A 7847-2026 tillsynsbegäran.docx
@@ -227,7 +227,7 @@
     <w:r>
       <w:tab/>
       <w:tab/>
-      <w:t>2026-10-08</w:t>
+      <w:t>2026-10-09</w:t>
       <w:br/>
       <w:br/>
     </w:r>

--- a/tillsyn/A 7847-2026 tillsynsbegäran.docx
+++ b/tillsyn/A 7847-2026 tillsynsbegäran.docx
@@ -227,7 +227,7 @@
     <w:r>
       <w:tab/>
       <w:tab/>
-      <w:t>2026-10-09</w:t>
+      <w:t>2026-10-10</w:t>
       <w:br/>
       <w:br/>
     </w:r>

--- a/tillsyn/A 7847-2026 tillsynsbegäran.docx
+++ b/tillsyn/A 7847-2026 tillsynsbegäran.docx
@@ -227,7 +227,7 @@
     <w:r>
       <w:tab/>
       <w:tab/>
-      <w:t>2026-10-10</w:t>
+      <w:t>2026-10-11</w:t>
       <w:br/>
       <w:br/>
     </w:r>

--- a/tillsyn/A 7847-2026 tillsynsbegäran.docx
+++ b/tillsyn/A 7847-2026 tillsynsbegäran.docx
@@ -227,7 +227,7 @@
     <w:r>
       <w:tab/>
       <w:tab/>
-      <w:t>2026-10-11</w:t>
+      <w:t>2026-10-12</w:t>
       <w:br/>
       <w:br/>
     </w:r>

--- a/tillsyn/A 7847-2026 tillsynsbegäran.docx
+++ b/tillsyn/A 7847-2026 tillsynsbegäran.docx
@@ -227,7 +227,7 @@
     <w:r>
       <w:tab/>
       <w:tab/>
-      <w:t>2026-10-12</w:t>
+      <w:t>2026-10-13</w:t>
       <w:br/>
       <w:br/>
     </w:r>

--- a/tillsyn/A 7847-2026 tillsynsbegäran.docx
+++ b/tillsyn/A 7847-2026 tillsynsbegäran.docx
@@ -227,7 +227,7 @@
     <w:r>
       <w:tab/>
       <w:tab/>
-      <w:t>2026-10-13</w:t>
+      <w:t>2026-10-14</w:t>
       <w:br/>
       <w:br/>
     </w:r>

--- a/tillsyn/A 7847-2026 tillsynsbegäran.docx
+++ b/tillsyn/A 7847-2026 tillsynsbegäran.docx
@@ -227,7 +227,7 @@
     <w:r>
       <w:tab/>
       <w:tab/>
-      <w:t>2026-10-14</w:t>
+      <w:t>2026-10-15</w:t>
       <w:br/>
       <w:br/>
     </w:r>

--- a/tillsyn/A 7847-2026 tillsynsbegäran.docx
+++ b/tillsyn/A 7847-2026 tillsynsbegäran.docx
@@ -227,7 +227,7 @@
     <w:r>
       <w:tab/>
       <w:tab/>
-      <w:t>2026-10-15</w:t>
+      <w:t>2026-10-16</w:t>
       <w:br/>
       <w:br/>
     </w:r>

--- a/tillsyn/A 7847-2026 tillsynsbegäran.docx
+++ b/tillsyn/A 7847-2026 tillsynsbegäran.docx
@@ -227,7 +227,7 @@
     <w:r>
       <w:tab/>
       <w:tab/>
-      <w:t>2026-10-16</w:t>
+      <w:t>2026-10-17</w:t>
       <w:br/>
       <w:br/>
     </w:r>

--- a/tillsyn/A 7847-2026 tillsynsbegäran.docx
+++ b/tillsyn/A 7847-2026 tillsynsbegäran.docx
@@ -22,7 +22,7 @@
       <w:r>
         <w:drawing>
           <wp:inline xmlns:a="http://schemas.openxmlformats.org/drawingml/2006/main" xmlns:pic="http://schemas.openxmlformats.org/drawingml/2006/picture">
-            <wp:extent cx="5486400" cy="4449452"/>
+            <wp:extent cx="5486400" cy="4568229"/>
             <wp:docPr id="1" name="Picture 1"/>
             <wp:cNvGraphicFramePr>
               <a:graphicFrameLocks noChangeAspect="1"/>
@@ -43,7 +43,7 @@
                   <pic:spPr>
                     <a:xfrm>
                       <a:off x="0" y="0"/>
-                      <a:ext cx="5486400" cy="4449452"/>
+                      <a:ext cx="5486400" cy="4568229"/>
                     </a:xfrm>
                     <a:prstGeom prst="rect"/>
                   </pic:spPr>
@@ -60,12 +60,12 @@
         <w:spacing w:after="240"/>
       </w:pPr>
       <w:r>
-        <w:t>Figur 1. Fyndplatser för naturvårdsarter inom 9 meter från avverkningsanmälan. Markörer utan svart kant är placerade på fyndplatsen. Markörer med svart kant är placerade vid sidan av fyndplatsen och har ett svart streck som visar fyndplatsens exakta position. Kartans mittpunktskoordinat är N 6487174, E 569388 i SWEREF 99 TM.</w:t>
+        <w:t>Figur 1. Fyndplatser för naturvårdsarter i och inom 9 meter från avverkningsanmälan. Markörer utan svart kant är placerade på fyndplatsen. Markörer med svart kant är placerade vid sidan av fyndplatsen och har ett svart streck som visar fyndplatsens exakta position. Kartans mittpunktskoordinat är N 6487174, E 569388 i SWEREF 99 TM.</w:t>
       </w:r>
     </w:p>
     <w:p>
       <w:r>
-        <w:t>Inom 9 meter från avverkningsanmälan finns fynd av 2 naturvårdsarter, varav 2 är fridlysta: huggorm (§6) och vanlig snok (§6). Se Figur 1.</w:t>
+        <w:t>I och inom 9 meter från avverkningsanmälan finns fynd av 3 naturvårdsarter, varav 3 är fridlysta och 1 är signalart (S): ekoxe (S, §6), huggorm (§6) och vanlig snok (§6). Se Figur 1.</w:t>
       </w:r>
     </w:p>
     <w:p>
@@ -97,6 +97,26 @@
     <w:p>
       <w:r>
         <w:t>Nedan följer beskrivningar av de naturvårdsarter och fridlysta arter som har sina livsmiljöer och växtplatser i den avverkningsanmälda skogen. De påträffade naturvårdsarterna är ett tydligt kvitto på att det rör sig om en skog med höga naturvärden.</w:t>
+      </w:r>
+    </w:p>
+    <w:p>
+      <w:r>
+        <w:rPr>
+          <w:b/>
+        </w:rPr>
+        <w:t xml:space="preserve">Ekoxe (§6) </w:t>
+      </w:r>
+      <w:r>
+        <w:t>omfattas av EU:s art- och habitatdirektiv och är fridlyst enligt 6 § artskyddsförordningen.</w:t>
+      </w:r>
+      <w:r>
+        <w:rPr>
+          <w:b/>
+        </w:rPr>
+        <w:t xml:space="preserve"> </w:t>
+      </w:r>
+      <w:r>
+        <w:t>Dess larvutveckling sker i och vid stubbar, i lågor med markkontakt och grövre döda rötter av olika lövträd, även i döda rotdelar på levande träd. I Sverige främst funnen i ek men även några gånger i bok, hassel, ask och björk. Arten lever främst i halvöppna miljöer såsom trädklädda hagmarker eller gles skog, gärna i sydsluttningar. Arten påverkas negativt av brist på grova eller gamla träd och det föreligger indikation på eller misstanke om populationsminskning. Minskningen avser kvalitén på artens habitat (SLU Artdatabanken, 2025).</w:t>
       </w:r>
     </w:p>
     <w:sectPr>
@@ -227,7 +247,7 @@
     <w:r>
       <w:tab/>
       <w:tab/>
-      <w:t>2026-10-17</w:t>
+      <w:t>2026-10-18</w:t>
       <w:br/>
       <w:br/>
     </w:r>

--- a/tillsyn/A 7847-2026 tillsynsbegäran.docx
+++ b/tillsyn/A 7847-2026 tillsynsbegäran.docx
@@ -247,7 +247,7 @@
     <w:r>
       <w:tab/>
       <w:tab/>
-      <w:t>2026-10-18</w:t>
+      <w:t>2026-10-19</w:t>
       <w:br/>
       <w:br/>
     </w:r>

--- a/tillsyn/A 7847-2026 tillsynsbegäran.docx
+++ b/tillsyn/A 7847-2026 tillsynsbegäran.docx
@@ -247,7 +247,7 @@
     <w:r>
       <w:tab/>
       <w:tab/>
-      <w:t>2026-10-19</w:t>
+      <w:t>2026-10-20</w:t>
       <w:br/>
       <w:br/>
     </w:r>

--- a/tillsyn/A 7847-2026 tillsynsbegäran.docx
+++ b/tillsyn/A 7847-2026 tillsynsbegäran.docx
@@ -247,7 +247,7 @@
     <w:r>
       <w:tab/>
       <w:tab/>
-      <w:t>2026-10-20</w:t>
+      <w:t>2026-10-21</w:t>
       <w:br/>
       <w:br/>
     </w:r>

--- a/tillsyn/A 7847-2026 tillsynsbegäran.docx
+++ b/tillsyn/A 7847-2026 tillsynsbegäran.docx
@@ -247,7 +247,7 @@
     <w:r>
       <w:tab/>
       <w:tab/>
-      <w:t>2026-10-21</w:t>
+      <w:t>2026-10-22</w:t>
       <w:br/>
       <w:br/>
     </w:r>

--- a/tillsyn/A 7847-2026 tillsynsbegäran.docx
+++ b/tillsyn/A 7847-2026 tillsynsbegäran.docx
@@ -247,7 +247,7 @@
     <w:r>
       <w:tab/>
       <w:tab/>
-      <w:t>2026-10-22</w:t>
+      <w:t>2026-10-23</w:t>
       <w:br/>
       <w:br/>
     </w:r>

--- a/tillsyn/A 7847-2026 tillsynsbegäran.docx
+++ b/tillsyn/A 7847-2026 tillsynsbegäran.docx
@@ -247,7 +247,7 @@
     <w:r>
       <w:tab/>
       <w:tab/>
-      <w:t>2026-10-23</w:t>
+      <w:t>2026-10-24</w:t>
       <w:br/>
       <w:br/>
     </w:r>

--- a/tillsyn/A 7847-2026 tillsynsbegäran.docx
+++ b/tillsyn/A 7847-2026 tillsynsbegäran.docx
@@ -247,7 +247,7 @@
     <w:r>
       <w:tab/>
       <w:tab/>
-      <w:t>2026-10-24</w:t>
+      <w:t>2026-10-25</w:t>
       <w:br/>
       <w:br/>
     </w:r>

--- a/tillsyn/A 7847-2026 tillsynsbegäran.docx
+++ b/tillsyn/A 7847-2026 tillsynsbegäran.docx
@@ -247,7 +247,7 @@
     <w:r>
       <w:tab/>
       <w:tab/>
-      <w:t>2026-10-25</w:t>
+      <w:t>2026-10-26</w:t>
       <w:br/>
       <w:br/>
     </w:r>

--- a/tillsyn/A 7847-2026 tillsynsbegäran.docx
+++ b/tillsyn/A 7847-2026 tillsynsbegäran.docx
@@ -247,7 +247,7 @@
     <w:r>
       <w:tab/>
       <w:tab/>
-      <w:t>2026-10-26</w:t>
+      <w:t>2026-10-27</w:t>
       <w:br/>
       <w:br/>
     </w:r>

--- a/tillsyn/A 7847-2026 tillsynsbegäran.docx
+++ b/tillsyn/A 7847-2026 tillsynsbegäran.docx
@@ -247,7 +247,7 @@
     <w:r>
       <w:tab/>
       <w:tab/>
-      <w:t>2026-10-27</w:t>
+      <w:t>2026-10-28</w:t>
       <w:br/>
       <w:br/>
     </w:r>

--- a/tillsyn/A 7847-2026 tillsynsbegäran.docx
+++ b/tillsyn/A 7847-2026 tillsynsbegäran.docx
@@ -247,7 +247,7 @@
     <w:r>
       <w:tab/>
       <w:tab/>
-      <w:t>2026-10-28</w:t>
+      <w:t>2026-10-29</w:t>
       <w:br/>
       <w:br/>
     </w:r>

--- a/tillsyn/A 7847-2026 tillsynsbegäran.docx
+++ b/tillsyn/A 7847-2026 tillsynsbegäran.docx
@@ -247,7 +247,7 @@
     <w:r>
       <w:tab/>
       <w:tab/>
-      <w:t>2026-10-29</w:t>
+      <w:t>2026-10-31</w:t>
       <w:br/>
       <w:br/>
     </w:r>
